--- a/b3/paper/B3_GeoDePIN_Final.docx
+++ b/b3/paper/B3_GeoDePIN_Final.docx
@@ -2059,6 +2059,14 @@
         <w:t>S2R &gt; 1.0 indicates that a protocol is burning more tokens than it issues (fiscal parity). S2R &lt; 1.0 indicates ongoing net inflation (subsidy dependence). We report two variants: S2R (burns only) counts only permanent burns; S2R (burns + locks) additionally counts tokens locked in long-term staking or vesting contracts. We report both variants to avoid conflating irreversible and reversible demand.</w:t>
       </w:r>
     </w:p>
+    <w:p>
+      <w:r>
+        <w:rPr>
+          <w:b w:val="0"/>
+        </w:rPr>
+        <w:t xml:space="preserve">S2R measures burns against algorithmic mining emissions only; vesting unlocks from team, investor, and ecosystem allocations are excluded because they represent pre-committed supply decisions rather than ongoing incentive costs that governance can adjust.</w:t>
+      </w:r>
+    </w:p>
     <w:tbl>
       <w:tblPr>
         <w:tblStyle w:val="TableGrid"/>
@@ -4456,7 +4464,7 @@
     </w:p>
     <w:p>
       <w:r>
-        <w:t xml:space="preserve">The trajectory is not monotonic: accelerating vesting unlocks in Q2 2025 (monthly unlocks rose from approximately 23 million to 30 million tokens as team and investor allocations vested) temporarily overwhelmed subscription burn growth, collapsing the absorption rate to below 20% despite a scheduled June 30 halving that cut mining rewards by 50%. Subscription growth subsequently restored absorption to 36% by February 2026. This pattern illustrates a supply-side risk absent from the health dashboard’s current specification: vesting-driven dilution operates independently of emission schedules and can overwhelm organic demand even when mining rewards are contracting.</w:t>
+        <w:t xml:space="preserve">The trajectory is not monotonic: accelerating vesting unlocks in Q2 2025 (monthly unlocks rose 60% from 23 million to 30 million tokens as team and investor allocations vested) temporarily overwhelmed subscription burn growth, collapsing the absorption rate despite a scheduled June 30 halving that cut mining rewards by 50% [45]. By January 2026, subscription growth had partially restored absorption to 62%. This pattern exposes a supply-side risk the S2R metric does not capture: vesting-driven dilution operates independently of emission schedules and can overwhelm organic demand even when the protocol’s mining rewards are contracting.</w:t>
       </w:r>
     </w:p>
     <w:p>
@@ -8093,11 +8101,6 @@
       </w:r>
     </w:p>
     <w:p>
-      <w:r>
-        <w:t xml:space="preserve">The S2R metric as currently specified measures burns against mining emissions only; it does not capture vesting-driven dilution from team, investor, and ecosystem unlocks. For GEODNET, on-chain vesting represented approximately 54% of total token supply expansion by Q2 2025, meaning the realized subsidy ratio was substantially higher than the mining-emissions-only S2R figure suggests. A comprehensive fiscal sustainability metric would incorporate all supply sources, not only algorithmic emissions.</w:t>
-      </w:r>
-    </w:p>
-    <w:p>
       <w:pPr>
         <w:pStyle w:val="Heading1"/>
       </w:pPr>
@@ -8154,6 +8157,14 @@
       </w:r>
     </w:p>
     <w:p>
+      <w:r>
+        <w:rPr>
+          <w:b w:val="0"/>
+        </w:rPr>
+        <w:t xml:space="preserve">The S2R metric as currently specified measures burns against mining emissions; it does not capture vesting-driven dilution from team, investor, and ecosystem unlocks, which for GEODNET represented 54% of total supply by Q2 2025. A comprehensive fiscal sustainability metric would incorporate all supply sources; this extension is specified as a future research direction.</w:t>
+      </w:r>
+    </w:p>
+    <w:p>
       <w:pPr>
         <w:pStyle w:val="Heading2"/>
       </w:pPr>
@@ -8602,6 +8613,11 @@
     <w:p>
       <w:r>
         <w:t xml:space="preserve">[44] D. Dhaliwal, J. S. Judd, M. Serfling, and S. Shaikh, "Customer concentration risk and the cost of equity capital," J. Account. Econ., vol. 61, no. 1, pp. 23–48, 2016.</w:t>
+      </w:r>
+    </w:p>
+    <w:p>
+      <w:r>
+        <w:t xml:space="preserve">[45] Messari, “GEODNET Quarterly Report Q2 2025,” Messari Research, Jul. 2025. [Online]. Available: https://messari.io/research (Retrieved Apr. 2026).</w:t>
       </w:r>
     </w:p>
     <w:p/>

--- a/b3/paper/B3_GeoDePIN_Final.docx
+++ b/b3/paper/B3_GeoDePIN_Final.docx
@@ -4441,7 +4441,7 @@
     <w:p>
       <w:r>
         <w:rPr/>
-        <w:t xml:space="preserve">GEODNET’s sink architecture implements a subscription-funded buy-and-burn: 80% of network revenue purchases GEOD on the open market and burns it, creating a demand-coupled sink tied directly to enterprise data consumption. Dune Analytics [8] queries on Solana SPL token burn instructions reveal 15.1 million GEOD burned since the Solana migration (September 2024), with monthly burns ranging from 163,000 GEOD (October 2024, early migration) to 2.17 million GEOD (January 2025, peak). February 2026 burns totaled 1.34 million GEOD, yielding the S2R of 0.62 reported in Table 4. Annual token halving (June 30 each year) progressively reduces issuance: post-July 2025 halving, triple-band miners earn 12 GEOD/day, down from 24. The combination of growing burns and declining issuance targets net-positive tokenomics (burns exceeding issuance) by 2026–2027. A demand-concentration analysis (the “Who Burns?” methodology from Section 5.1.2) reveals that GEODNET’s burn demand is substantially less concentrated than Helium’s: the top-5 burn signers account for 40.4% of total burns (burn-signer HHI 0.055), compared to Helium’s top-5 at approximately 90% (burn-signer HHI 0.27). The top-1 GEODNET signer holds 9.4% of burns versus Helium’s 43%. This difference is structurally informative: GEODNET’s subscription model distributes burn demand across dozens of enterprise clients, whereas Helium’s carrier-contract model concentrates burns in a few large institutional purchasers. The finding directly supports the health dashboard’s recommendation (Section 6.4) that demand concentration should be monitored alongside S2R: GEODNET’s lower burn concentration suggests greater demand-side resilience to single-buyer departure.</w:t>
+        <w:t xml:space="preserve">GEODNET’s sink architecture implements a subscription-funded buy-and-burn: 80% of Foundation revenue (after a 50/50 share with third-party resellers on indirect channels) purchases GEOD on the open market and burns it, creating a demand-coupled sink whose effective burn rate ranges from 40% of gross revenue (reseller channels) to 80% (direct sales). Dune Analytics [8] queries on Solana SPL token burn instructions reveal 15.1 million GEOD burned since the Solana migration (September 2024), with monthly burns ranging from 163,000 GEOD (October 2024, early migration) to 2.17 million GEOD (January 2025, peak). February 2026 burns totaled 1.34 million GEOD, yielding the S2R of 0.62 reported in Table 4. Annual token halving (June 30 each year) progressively reduces issuance: post-July 2025 halving, triple-band miners earn 12 GEOD/day, down from 24. The combination of growing burns and declining issuance targets net-positive tokenomics (burns exceeding issuance) by 2026–2027. A demand-concentration analysis (the “Who Burns?” methodology from Section 5.1.2) reveals that GEODNET’s burn demand is substantially less concentrated than Helium’s: the top-5 burn signers account for 40.4% of total burns (burn-signer HHI 0.055), compared to Helium’s top-5 at approximately 90% (burn-signer HHI 0.27). The top-1 GEODNET signer holds 9.4% of burns versus Helium’s 43%. This difference is structurally informative: GEODNET’s subscription model distributes burn demand across dozens of enterprise clients, whereas Helium’s carrier-contract model concentrates burns in a few large institutional purchasers. The finding directly supports the health dashboard’s recommendation (Section 6.4) that demand concentration should be monitored alongside S2R: GEODNET’s lower burn concentration suggests greater demand-side resilience to single-buyer departure.</w:t>
       </w:r>
     </w:p>
     <w:p>
